--- a/Student_Performance_Classification.docx
+++ b/Student_Performance_Classification.docx
@@ -4972,164 +4972,26 @@
       </w:r>
     </w:p>
     <w:bookmarkEnd w:id="111"/>
-    <w:bookmarkStart w:id="115" w:name="final-classifier-comparison"/>
+    <w:bookmarkStart w:id="115" w:name="X4ec53223080fb39b4020395d4f6d7e3fce85854"/>
     <w:p>
       <w:pPr>
         <w:pStyle w:val="Heading2"/>
       </w:pPr>
       <w:r>
-        <w:t xml:space="preserve">Final Classifier Comparison</w:t>
-      </w:r>
-    </w:p>
-    <w:p>
-      <w:pPr>
-        <w:pStyle w:val="SourceCode"/>
-      </w:pPr>
-      <w:r>
-        <w:rPr>
-          <w:rStyle w:val="VerbatimChar"/>
-        </w:rPr>
-        <w:t xml:space="preserve">##                           Model                         Predictors_Used</w:t>
-      </w:r>
-      <w:r>
-        <w:br/>
-      </w:r>
-      <w:r>
-        <w:rPr>
-          <w:rStyle w:val="VerbatimChar"/>
-        </w:rPr>
-        <w:t xml:space="preserve">## 1                  PCA centroid               13 principal component(s)</w:t>
-      </w:r>
-      <w:r>
-        <w:br/>
-      </w:r>
-      <w:r>
-        <w:rPr>
-          <w:rStyle w:val="VerbatimChar"/>
-        </w:rPr>
-        <w:t xml:space="preserve">## 2    Original-variable centroid Original standardized numeric variables</w:t>
-      </w:r>
-      <w:r>
-        <w:br/>
-      </w:r>
-      <w:r>
-        <w:rPr>
-          <w:rStyle w:val="VerbatimChar"/>
-        </w:rPr>
-        <w:t xml:space="preserve">## 3         Original-variable kNN Original standardized numeric variables</w:t>
-      </w:r>
-      <w:r>
-        <w:br/>
-      </w:r>
-      <w:r>
-        <w:rPr>
-          <w:rStyle w:val="VerbatimChar"/>
-        </w:rPr>
-        <w:t xml:space="preserve">## 4                 PCA-based kNN                4 principal component(s)</w:t>
-      </w:r>
-      <w:r>
-        <w:br/>
-      </w:r>
-      <w:r>
-        <w:rPr>
-          <w:rStyle w:val="VerbatimChar"/>
-        </w:rPr>
-        <w:t xml:space="preserve">## 5                 Decision tree       Numeric and categorical variables</w:t>
-      </w:r>
-      <w:r>
-        <w:br/>
-      </w:r>
-      <w:r>
-        <w:rPr>
-          <w:rStyle w:val="VerbatimChar"/>
-        </w:rPr>
-        <w:t xml:space="preserve">## 6 Original-variable Naive Bayes       Numeric and categorical variables</w:t>
-      </w:r>
-      <w:r>
-        <w:br/>
-      </w:r>
-      <w:r>
-        <w:rPr>
-          <w:rStyle w:val="VerbatimChar"/>
-        </w:rPr>
-        <w:t xml:space="preserve">## 7         PCA-based Naive Bayes               13 principal component(s)</w:t>
-      </w:r>
-      <w:r>
-        <w:br/>
-      </w:r>
-      <w:r>
-        <w:rPr>
-          <w:rStyle w:val="VerbatimChar"/>
-        </w:rPr>
-        <w:t xml:space="preserve">##   Accuracy</w:t>
-      </w:r>
-      <w:r>
-        <w:br/>
-      </w:r>
-      <w:r>
-        <w:rPr>
-          <w:rStyle w:val="VerbatimChar"/>
-        </w:rPr>
-        <w:t xml:space="preserve">## 1   0.6920</w:t>
-      </w:r>
-      <w:r>
-        <w:br/>
-      </w:r>
-      <w:r>
-        <w:rPr>
-          <w:rStyle w:val="VerbatimChar"/>
-        </w:rPr>
-        <w:t xml:space="preserve">## 2   0.6920</w:t>
-      </w:r>
-      <w:r>
-        <w:br/>
-      </w:r>
-      <w:r>
-        <w:rPr>
-          <w:rStyle w:val="VerbatimChar"/>
-        </w:rPr>
-        <w:t xml:space="preserve">## 3   0.6835</w:t>
-      </w:r>
-      <w:r>
-        <w:br/>
-      </w:r>
-      <w:r>
-        <w:rPr>
-          <w:rStyle w:val="VerbatimChar"/>
-        </w:rPr>
-        <w:t xml:space="preserve">## 4   0.6960</w:t>
-      </w:r>
-      <w:r>
-        <w:br/>
-      </w:r>
-      <w:r>
-        <w:rPr>
-          <w:rStyle w:val="VerbatimChar"/>
-        </w:rPr>
-        <w:t xml:space="preserve">## 5   0.6665</w:t>
-      </w:r>
-      <w:r>
-        <w:br/>
-      </w:r>
-      <w:r>
-        <w:rPr>
-          <w:rStyle w:val="VerbatimChar"/>
-        </w:rPr>
-        <w:t xml:space="preserve">## 6   0.6710</w:t>
-      </w:r>
-      <w:r>
-        <w:br/>
-      </w:r>
-      <w:r>
-        <w:rPr>
-          <w:rStyle w:val="VerbatimChar"/>
-        </w:rPr>
-        <w:t xml:space="preserve">## 7   0.6995</w:t>
+        <w:t xml:space="preserve">PCA Accuracy by Number of Principal Components</w:t>
       </w:r>
     </w:p>
     <w:p>
       <w:pPr>
         <w:pStyle w:val="FirstParagraph"/>
+      </w:pPr>
+      <w:r>
+        <w:t xml:space="preserve">This plot compares the PCA-based classifiers directly. For kNN, the line uses the best test accuracy across the tested neighbor values for each number of principal components, so there is only one kNN line.</w:t>
+      </w:r>
+    </w:p>
+    <w:p>
+      <w:pPr>
+        <w:pStyle w:val="BodyText"/>
       </w:pPr>
       <w:r>
         <w:drawing>
@@ -5141,7 +5003,7 @@
               <a:graphicData uri="http://schemas.openxmlformats.org/drawingml/2006/picture">
                 <pic:pic>
                   <pic:nvPicPr>
-                    <pic:cNvPr descr="Student_Performance_Classification_files/figure-docx/final-classifier-comparison-plot-1.png" id="114" name="Picture"/>
+                    <pic:cNvPr descr="Student_Performance_Classification_files/figure-docx/pca-accuracy-by-pcs-combined-plot-1.png" id="114" name="Picture"/>
                     <pic:cNvPicPr>
                       <a:picLocks noChangeArrowheads="1" noChangeAspect="1"/>
                     </pic:cNvPicPr>
@@ -5175,12 +5037,215 @@
       </w:r>
     </w:p>
     <w:bookmarkEnd w:id="115"/>
-    <w:bookmarkStart w:id="116" w:name="final-conclusions"/>
+    <w:bookmarkStart w:id="119" w:name="final-classifier-comparison"/>
     <w:p>
       <w:pPr>
         <w:pStyle w:val="Heading2"/>
       </w:pPr>
       <w:r>
+        <w:t xml:space="preserve">Final Classifier Comparison</w:t>
+      </w:r>
+    </w:p>
+    <w:p>
+      <w:pPr>
+        <w:pStyle w:val="SourceCode"/>
+      </w:pPr>
+      <w:r>
+        <w:rPr>
+          <w:rStyle w:val="VerbatimChar"/>
+        </w:rPr>
+        <w:t xml:space="preserve">##                           Model                         Predictors_Used</w:t>
+      </w:r>
+      <w:r>
+        <w:br/>
+      </w:r>
+      <w:r>
+        <w:rPr>
+          <w:rStyle w:val="VerbatimChar"/>
+        </w:rPr>
+        <w:t xml:space="preserve">## 1                  PCA centroid               13 principal component(s)</w:t>
+      </w:r>
+      <w:r>
+        <w:br/>
+      </w:r>
+      <w:r>
+        <w:rPr>
+          <w:rStyle w:val="VerbatimChar"/>
+        </w:rPr>
+        <w:t xml:space="preserve">## 2    Original-variable centroid Original standardized numeric variables</w:t>
+      </w:r>
+      <w:r>
+        <w:br/>
+      </w:r>
+      <w:r>
+        <w:rPr>
+          <w:rStyle w:val="VerbatimChar"/>
+        </w:rPr>
+        <w:t xml:space="preserve">## 3         Original-variable kNN Original standardized numeric variables</w:t>
+      </w:r>
+      <w:r>
+        <w:br/>
+      </w:r>
+      <w:r>
+        <w:rPr>
+          <w:rStyle w:val="VerbatimChar"/>
+        </w:rPr>
+        <w:t xml:space="preserve">## 4                 PCA-based kNN                4 principal component(s)</w:t>
+      </w:r>
+      <w:r>
+        <w:br/>
+      </w:r>
+      <w:r>
+        <w:rPr>
+          <w:rStyle w:val="VerbatimChar"/>
+        </w:rPr>
+        <w:t xml:space="preserve">## 5                 Decision tree       Numeric and categorical variables</w:t>
+      </w:r>
+      <w:r>
+        <w:br/>
+      </w:r>
+      <w:r>
+        <w:rPr>
+          <w:rStyle w:val="VerbatimChar"/>
+        </w:rPr>
+        <w:t xml:space="preserve">## 6 Original-variable Naive Bayes       Numeric and categorical variables</w:t>
+      </w:r>
+      <w:r>
+        <w:br/>
+      </w:r>
+      <w:r>
+        <w:rPr>
+          <w:rStyle w:val="VerbatimChar"/>
+        </w:rPr>
+        <w:t xml:space="preserve">## 7         PCA-based Naive Bayes               13 principal component(s)</w:t>
+      </w:r>
+      <w:r>
+        <w:br/>
+      </w:r>
+      <w:r>
+        <w:rPr>
+          <w:rStyle w:val="VerbatimChar"/>
+        </w:rPr>
+        <w:t xml:space="preserve">##   Accuracy</w:t>
+      </w:r>
+      <w:r>
+        <w:br/>
+      </w:r>
+      <w:r>
+        <w:rPr>
+          <w:rStyle w:val="VerbatimChar"/>
+        </w:rPr>
+        <w:t xml:space="preserve">## 1   0.6920</w:t>
+      </w:r>
+      <w:r>
+        <w:br/>
+      </w:r>
+      <w:r>
+        <w:rPr>
+          <w:rStyle w:val="VerbatimChar"/>
+        </w:rPr>
+        <w:t xml:space="preserve">## 2   0.6920</w:t>
+      </w:r>
+      <w:r>
+        <w:br/>
+      </w:r>
+      <w:r>
+        <w:rPr>
+          <w:rStyle w:val="VerbatimChar"/>
+        </w:rPr>
+        <w:t xml:space="preserve">## 3   0.6835</w:t>
+      </w:r>
+      <w:r>
+        <w:br/>
+      </w:r>
+      <w:r>
+        <w:rPr>
+          <w:rStyle w:val="VerbatimChar"/>
+        </w:rPr>
+        <w:t xml:space="preserve">## 4   0.6960</w:t>
+      </w:r>
+      <w:r>
+        <w:br/>
+      </w:r>
+      <w:r>
+        <w:rPr>
+          <w:rStyle w:val="VerbatimChar"/>
+        </w:rPr>
+        <w:t xml:space="preserve">## 5   0.6665</w:t>
+      </w:r>
+      <w:r>
+        <w:br/>
+      </w:r>
+      <w:r>
+        <w:rPr>
+          <w:rStyle w:val="VerbatimChar"/>
+        </w:rPr>
+        <w:t xml:space="preserve">## 6   0.6710</w:t>
+      </w:r>
+      <w:r>
+        <w:br/>
+      </w:r>
+      <w:r>
+        <w:rPr>
+          <w:rStyle w:val="VerbatimChar"/>
+        </w:rPr>
+        <w:t xml:space="preserve">## 7   0.6995</w:t>
+      </w:r>
+    </w:p>
+    <w:p>
+      <w:pPr>
+        <w:pStyle w:val="FirstParagraph"/>
+      </w:pPr>
+      <w:r>
+        <w:drawing>
+          <wp:inline>
+            <wp:extent cx="5334000" cy="3809999"/>
+            <wp:effectExtent b="0" l="0" r="0" t="0"/>
+            <wp:docPr descr="" title="" id="117" name="Picture"/>
+            <a:graphic>
+              <a:graphicData uri="http://schemas.openxmlformats.org/drawingml/2006/picture">
+                <pic:pic>
+                  <pic:nvPicPr>
+                    <pic:cNvPr descr="Student_Performance_Classification_files/figure-docx/final-classifier-comparison-plot-1.png" id="118" name="Picture"/>
+                    <pic:cNvPicPr>
+                      <a:picLocks noChangeArrowheads="1" noChangeAspect="1"/>
+                    </pic:cNvPicPr>
+                  </pic:nvPicPr>
+                  <pic:blipFill>
+                    <a:blip r:embed="rId116"/>
+                    <a:stretch>
+                      <a:fillRect/>
+                    </a:stretch>
+                  </pic:blipFill>
+                  <pic:spPr bwMode="auto">
+                    <a:xfrm>
+                      <a:off x="0" y="0"/>
+                      <a:ext cx="5334000" cy="3809999"/>
+                    </a:xfrm>
+                    <a:prstGeom prst="rect">
+                      <a:avLst/>
+                    </a:prstGeom>
+                    <a:noFill/>
+                    <a:ln w="9525">
+                      <a:noFill/>
+                      <a:headEnd/>
+                      <a:tailEnd/>
+                    </a:ln>
+                  </pic:spPr>
+                </pic:pic>
+              </a:graphicData>
+            </a:graphic>
+          </wp:inline>
+        </w:drawing>
+      </w:r>
+    </w:p>
+    <w:bookmarkEnd w:id="119"/>
+    <w:bookmarkStart w:id="120" w:name="final-conclusions"/>
+    <w:p>
+      <w:pPr>
+        <w:pStyle w:val="Heading2"/>
+      </w:pPr>
+      <w:r>
         <w:t xml:space="preserve">Final Conclusions</w:t>
       </w:r>
     </w:p>
@@ -5342,8 +5407,8 @@
         <w:t xml:space="preserve">## 5 Removed GPA, final exam score, assignment score, and student ID from predictors</w:t>
       </w:r>
     </w:p>
-    <w:bookmarkEnd w:id="116"/>
-    <w:bookmarkStart w:id="117" w:name="key-points-for-poster"/>
+    <w:bookmarkEnd w:id="120"/>
+    <w:bookmarkStart w:id="121" w:name="key-points-for-poster"/>
     <w:p>
       <w:pPr>
         <w:pStyle w:val="Heading2"/>
@@ -5556,7 +5621,7 @@
         <w:t xml:space="preserve">(most accurate) number of PCs</w:t>
       </w:r>
     </w:p>
-    <w:bookmarkEnd w:id="117"/>
+    <w:bookmarkEnd w:id="121"/>
     <w:sectPr>
       <w:footnotePr>
         <w:numRestart w:val="eachSect"/>
